--- a/docs/0-4-abstract/index.docx
+++ b/docs/0-4-abstract/index.docx
@@ -23,7 +23,7 @@
         <w:pStyle w:val="Date"/>
       </w:pPr>
       <w:r>
-        <w:t xml:space="preserve">2026-05-11</w:t>
+        <w:t xml:space="preserve">2026-06-02</w:t>
       </w:r>
     </w:p>
     <w:bookmarkStart w:id="9" w:name="content"/>

--- a/docs/0-4-abstract/index.docx
+++ b/docs/0-4-abstract/index.docx
@@ -23,7 +23,7 @@
         <w:pStyle w:val="Date"/>
       </w:pPr>
       <w:r>
-        <w:t xml:space="preserve">2026-06-02</w:t>
+        <w:t xml:space="preserve">2026-06-03</w:t>
       </w:r>
     </w:p>
     <w:bookmarkStart w:id="9" w:name="content"/>

--- a/docs/0-4-abstract/index.docx
+++ b/docs/0-4-abstract/index.docx
@@ -23,7 +23,7 @@
         <w:pStyle w:val="Date"/>
       </w:pPr>
       <w:r>
-        <w:t xml:space="preserve">2026-06-03</w:t>
+        <w:t xml:space="preserve">2026-06-04</w:t>
       </w:r>
     </w:p>
     <w:bookmarkStart w:id="9" w:name="content"/>
